--- a/docs/论文/基于SpringBoot的在线考试系统的设计与实现.docx
+++ b/docs/论文/基于SpringBoot的在线考试系统的设计与实现.docx
@@ -23477,7 +23477,7 @@
       <w:pPr>
         <w:ind w:firstLine="420"/>
         <w:rPr>
-          <w:rFonts w:ascii="宋体" w:hAnsi="宋体"/>
+          <w:rFonts w:ascii="宋体" w:hAnsi="宋体" w:hint="eastAsia"/>
         </w:rPr>
       </w:pPr>
       <w:r>
@@ -23557,6 +23557,9 @@
         </w:rPr>
       </w:pPr>
       <w:r>
+        <w:rPr>
+          <w:noProof/>
+        </w:rPr>
         <w:drawing>
           <wp:anchor distT="0" distB="0" distL="114300" distR="114300" simplePos="0" relativeHeight="251658240" behindDoc="0" locked="0" layoutInCell="1" allowOverlap="1" wp14:anchorId="1F15202A" wp14:editId="52489FFB">
             <wp:simplePos x="0" y="0"/>
@@ -23626,13 +23629,7 @@
         <w:t>图5.1系统登录界面</w:t>
       </w:r>
     </w:p>
-    <w:p>
-      <w:pPr>
-        <w:rPr>
-          <w:rFonts w:hint="eastAsia"/>
-        </w:rPr>
-      </w:pPr>
-    </w:p>
+    <w:p/>
     <w:p>
       <w:pPr>
         <w:ind w:firstLine="420"/>
@@ -24183,11 +24180,14 @@
     <w:p>
       <w:pPr>
         <w:ind w:firstLine="420"/>
-      </w:pPr>
-      <w:r>
         <w:rPr>
           <w:rFonts w:ascii="宋体" w:hAnsi="宋体"/>
         </w:rPr>
+      </w:pPr>
+      <w:r>
+        <w:rPr>
+          <w:rFonts w:ascii="宋体" w:hAnsi="宋体"/>
+        </w:rPr>
         <w:t xml:space="preserve">题库模块通过 </w:t>
       </w:r>
       <w:proofErr w:type="spellStart"/>
@@ -24235,6 +24235,109 @@
     </w:p>
     <w:p>
       <w:pPr>
+        <w:spacing w:line="240" w:lineRule="atLeast"/>
+        <w:rPr>
+          <w:rFonts w:ascii="宋体" w:hAnsi="宋体"/>
+        </w:rPr>
+      </w:pPr>
+      <w:r>
+        <w:rPr>
+          <w:rFonts w:ascii="宋体" w:hAnsi="宋体"/>
+        </w:rPr>
+        <w:drawing>
+          <wp:anchor distT="0" distB="0" distL="114300" distR="114300" simplePos="0" relativeHeight="251659264" behindDoc="0" locked="0" layoutInCell="1" allowOverlap="1" wp14:anchorId="67F659A2" wp14:editId="601FFF12">
+            <wp:simplePos x="0" y="0"/>
+            <wp:positionH relativeFrom="column">
+              <wp:posOffset>3175</wp:posOffset>
+            </wp:positionH>
+            <wp:positionV relativeFrom="paragraph">
+              <wp:posOffset>240665</wp:posOffset>
+            </wp:positionV>
+            <wp:extent cx="5399405" cy="2914015"/>
+            <wp:effectExtent l="0" t="0" r="0" b="635"/>
+            <wp:wrapTopAndBottom/>
+            <wp:docPr id="1556123840" name="图片 1"/>
+            <wp:cNvGraphicFramePr>
+              <a:graphicFrameLocks xmlns:a="http://schemas.openxmlformats.org/drawingml/2006/main" noChangeAspect="1"/>
+            </wp:cNvGraphicFramePr>
+            <a:graphic xmlns:a="http://schemas.openxmlformats.org/drawingml/2006/main">
+              <a:graphicData uri="http://schemas.openxmlformats.org/drawingml/2006/picture">
+                <pic:pic xmlns:pic="http://schemas.openxmlformats.org/drawingml/2006/picture">
+                  <pic:nvPicPr>
+                    <pic:cNvPr id="1556123840" name=""/>
+                    <pic:cNvPicPr/>
+                  </pic:nvPicPr>
+                  <pic:blipFill>
+                    <a:blip r:embed="rId39" cstate="print">
+                      <a:extLst>
+                        <a:ext uri="{28A0092B-C50C-407E-A947-70E740481C1C}">
+                          <a14:useLocalDpi xmlns:a14="http://schemas.microsoft.com/office/drawing/2010/main" val="0"/>
+                        </a:ext>
+                      </a:extLst>
+                    </a:blip>
+                    <a:stretch>
+                      <a:fillRect/>
+                    </a:stretch>
+                  </pic:blipFill>
+                  <pic:spPr>
+                    <a:xfrm>
+                      <a:off x="0" y="0"/>
+                      <a:ext cx="5399405" cy="2914015"/>
+                    </a:xfrm>
+                    <a:prstGeom prst="rect">
+                      <a:avLst/>
+                    </a:prstGeom>
+                  </pic:spPr>
+                </pic:pic>
+              </a:graphicData>
+            </a:graphic>
+          </wp:anchor>
+        </w:drawing>
+      </w:r>
+    </w:p>
+    <w:p>
+      <w:pPr>
+        <w:jc w:val="center"/>
+        <w:rPr>
+          <w:rFonts w:hint="eastAsia"/>
+          <w:sz w:val="21"/>
+          <w:szCs w:val="21"/>
+        </w:rPr>
+      </w:pPr>
+      <w:r>
+        <w:rPr>
+          <w:rFonts w:hint="eastAsia"/>
+          <w:sz w:val="21"/>
+          <w:szCs w:val="21"/>
+        </w:rPr>
+        <w:t>图</w:t>
+      </w:r>
+      <w:r>
+        <w:rPr>
+          <w:rFonts w:hint="eastAsia"/>
+          <w:sz w:val="21"/>
+          <w:szCs w:val="21"/>
+        </w:rPr>
+        <w:t xml:space="preserve">5.2 </w:t>
+      </w:r>
+      <w:r>
+        <w:rPr>
+          <w:rFonts w:hint="eastAsia"/>
+          <w:sz w:val="21"/>
+          <w:szCs w:val="21"/>
+        </w:rPr>
+        <w:t>题库管理界面</w:t>
+      </w:r>
+    </w:p>
+    <w:p>
+      <w:pPr>
+        <w:rPr>
+          <w:rFonts w:hint="eastAsia"/>
+        </w:rPr>
+      </w:pPr>
+    </w:p>
+    <w:p>
+      <w:pPr>
         <w:ind w:firstLine="420"/>
       </w:pPr>
       <w:proofErr w:type="gramStart"/>
@@ -24242,6 +24345,7 @@
         <w:rPr>
           <w:rFonts w:ascii="宋体" w:hAnsi="宋体"/>
         </w:rPr>
+        <w:lastRenderedPageBreak/>
         <w:t>题图上传由</w:t>
       </w:r>
       <w:proofErr w:type="gramEnd"/>
@@ -24332,101 +24436,185 @@
       <w:pPr>
         <w:ind w:firstLine="420"/>
         <w:rPr>
+          <w:rFonts w:ascii="宋体" w:hAnsi="宋体"/>
+        </w:rPr>
+      </w:pPr>
+      <w:r>
+        <w:rPr>
+          <w:rFonts w:ascii="宋体" w:hAnsi="宋体"/>
+        </w:rPr>
+        <w:t xml:space="preserve">试卷模块由 </w:t>
+      </w:r>
+      <w:proofErr w:type="spellStart"/>
+      <w:r>
+        <w:rPr>
+          <w:rFonts w:ascii="宋体" w:hAnsi="宋体"/>
+        </w:rPr>
+        <w:t>PaperController</w:t>
+      </w:r>
+      <w:proofErr w:type="spellEnd"/>
+      <w:r>
+        <w:rPr>
+          <w:rFonts w:ascii="宋体" w:hAnsi="宋体"/>
+        </w:rPr>
+        <w:t xml:space="preserve"> 和 </w:t>
+      </w:r>
+      <w:proofErr w:type="spellStart"/>
+      <w:r>
+        <w:rPr>
+          <w:rFonts w:ascii="宋体" w:hAnsi="宋体"/>
+        </w:rPr>
+        <w:t>PaperService</w:t>
+      </w:r>
+      <w:proofErr w:type="spellEnd"/>
+      <w:r>
+        <w:rPr>
+          <w:rFonts w:ascii="宋体" w:hAnsi="宋体"/>
+        </w:rPr>
+        <w:t xml:space="preserve"> 实现。</w:t>
+      </w:r>
+      <w:proofErr w:type="gramStart"/>
+      <w:r>
+        <w:rPr>
+          <w:rFonts w:ascii="宋体" w:hAnsi="宋体"/>
+        </w:rPr>
+        <w:t>手动组卷时</w:t>
+      </w:r>
+      <w:proofErr w:type="gramEnd"/>
+      <w:r>
+        <w:rPr>
+          <w:rFonts w:ascii="宋体" w:hAnsi="宋体"/>
+        </w:rPr>
+        <w:t>，教师提交试卷名称、课程、说明和题目列表；</w:t>
+      </w:r>
+      <w:proofErr w:type="gramStart"/>
+      <w:r>
+        <w:rPr>
+          <w:rFonts w:ascii="宋体" w:hAnsi="宋体"/>
+        </w:rPr>
+        <w:t>服务层先检查</w:t>
+      </w:r>
+      <w:proofErr w:type="gramEnd"/>
+      <w:r>
+        <w:rPr>
+          <w:rFonts w:ascii="宋体" w:hAnsi="宋体"/>
+        </w:rPr>
+        <w:t xml:space="preserve">课程存在，再检查题目 ID、分值、排序、重复题目和题目课程归属，校验通过后写入 paper 和 </w:t>
+      </w:r>
+      <w:proofErr w:type="spellStart"/>
+      <w:r>
+        <w:rPr>
+          <w:rFonts w:ascii="宋体" w:hAnsi="宋体"/>
+        </w:rPr>
+        <w:t>paper_question</w:t>
+      </w:r>
+      <w:proofErr w:type="spellEnd"/>
+      <w:r>
+        <w:rPr>
+          <w:rFonts w:ascii="宋体" w:hAnsi="宋体"/>
+        </w:rPr>
+        <w:t xml:space="preserve"> 表，并重新计算试卷总分。</w:t>
+      </w:r>
+      <w:proofErr w:type="gramStart"/>
+      <w:r>
+        <w:rPr>
+          <w:rFonts w:ascii="宋体" w:hAnsi="宋体"/>
+        </w:rPr>
+        <w:t>自动组卷时</w:t>
+      </w:r>
+      <w:proofErr w:type="gramEnd"/>
+      <w:r>
+        <w:rPr>
+          <w:rFonts w:ascii="宋体" w:hAnsi="宋体"/>
+        </w:rPr>
+        <w:t>，系统按照题型、难度、数量和单题分值规则，从指定课程题库中随机抽题，若题量不足则返回业务错误。</w:t>
+      </w:r>
+    </w:p>
+    <w:p>
+      <w:pPr>
+        <w:rPr>
           <w:rFonts w:ascii="宋体" w:hAnsi="宋体" w:hint="eastAsia"/>
         </w:rPr>
       </w:pPr>
-      <w:r>
-        <w:rPr>
-          <w:rFonts w:ascii="宋体" w:hAnsi="宋体"/>
-        </w:rPr>
-        <w:t xml:space="preserve">试卷模块由 </w:t>
-      </w:r>
-      <w:proofErr w:type="spellStart"/>
-      <w:r>
-        <w:rPr>
-          <w:rFonts w:ascii="宋体" w:hAnsi="宋体"/>
-        </w:rPr>
-        <w:t>PaperController</w:t>
-      </w:r>
-      <w:proofErr w:type="spellEnd"/>
-      <w:r>
-        <w:rPr>
-          <w:rFonts w:ascii="宋体" w:hAnsi="宋体"/>
-        </w:rPr>
-        <w:t xml:space="preserve"> 和 </w:t>
-      </w:r>
-      <w:proofErr w:type="spellStart"/>
-      <w:r>
-        <w:rPr>
-          <w:rFonts w:ascii="宋体" w:hAnsi="宋体"/>
-        </w:rPr>
-        <w:t>PaperService</w:t>
-      </w:r>
-      <w:proofErr w:type="spellEnd"/>
-      <w:r>
-        <w:rPr>
-          <w:rFonts w:ascii="宋体" w:hAnsi="宋体"/>
-        </w:rPr>
-        <w:t xml:space="preserve"> 实现。</w:t>
+    </w:p>
+    <w:p>
+      <w:pPr>
+        <w:spacing w:line="240" w:lineRule="atLeast"/>
+      </w:pPr>
+      <w:r>
+        <w:drawing>
+          <wp:inline distT="0" distB="0" distL="0" distR="0" wp14:anchorId="4A899682" wp14:editId="0FDAB725">
+            <wp:extent cx="5399405" cy="2827020"/>
+            <wp:effectExtent l="0" t="0" r="0" b="0"/>
+            <wp:docPr id="453730608" name="图片 1"/>
+            <wp:cNvGraphicFramePr>
+              <a:graphicFrameLocks xmlns:a="http://schemas.openxmlformats.org/drawingml/2006/main" noChangeAspect="1"/>
+            </wp:cNvGraphicFramePr>
+            <a:graphic xmlns:a="http://schemas.openxmlformats.org/drawingml/2006/main">
+              <a:graphicData uri="http://schemas.openxmlformats.org/drawingml/2006/picture">
+                <pic:pic xmlns:pic="http://schemas.openxmlformats.org/drawingml/2006/picture">
+                  <pic:nvPicPr>
+                    <pic:cNvPr id="453730608" name=""/>
+                    <pic:cNvPicPr/>
+                  </pic:nvPicPr>
+                  <pic:blipFill>
+                    <a:blip r:embed="rId40"/>
+                    <a:stretch>
+                      <a:fillRect/>
+                    </a:stretch>
+                  </pic:blipFill>
+                  <pic:spPr>
+                    <a:xfrm>
+                      <a:off x="0" y="0"/>
+                      <a:ext cx="5399405" cy="2827020"/>
+                    </a:xfrm>
+                    <a:prstGeom prst="rect">
+                      <a:avLst/>
+                    </a:prstGeom>
+                  </pic:spPr>
+                </pic:pic>
+              </a:graphicData>
+            </a:graphic>
+          </wp:inline>
+        </w:drawing>
+      </w:r>
+    </w:p>
+    <w:p>
+      <w:pPr>
+        <w:jc w:val="center"/>
+        <w:rPr>
+          <w:rFonts w:hint="eastAsia"/>
+          <w:sz w:val="21"/>
+          <w:szCs w:val="21"/>
+        </w:rPr>
+      </w:pPr>
+      <w:r>
+        <w:rPr>
+          <w:rFonts w:hint="eastAsia"/>
+          <w:sz w:val="21"/>
+          <w:szCs w:val="21"/>
+        </w:rPr>
+        <w:t>图</w:t>
+      </w:r>
+      <w:r>
+        <w:rPr>
+          <w:rFonts w:hint="eastAsia"/>
+          <w:sz w:val="21"/>
+          <w:szCs w:val="21"/>
+        </w:rPr>
+        <w:t xml:space="preserve">5.3 </w:t>
       </w:r>
       <w:proofErr w:type="gramStart"/>
       <w:r>
         <w:rPr>
-          <w:rFonts w:ascii="宋体" w:hAnsi="宋体"/>
-        </w:rPr>
-        <w:t>手动组卷时</w:t>
+          <w:rFonts w:hint="eastAsia"/>
+          <w:sz w:val="21"/>
+          <w:szCs w:val="21"/>
+        </w:rPr>
+        <w:t>试卷组卷界面</w:t>
       </w:r>
       <w:proofErr w:type="gramEnd"/>
-      <w:r>
-        <w:rPr>
-          <w:rFonts w:ascii="宋体" w:hAnsi="宋体"/>
-        </w:rPr>
-        <w:t>，教师提交试卷名称、课程、说明和题目列表；</w:t>
-      </w:r>
-      <w:proofErr w:type="gramStart"/>
-      <w:r>
-        <w:rPr>
-          <w:rFonts w:ascii="宋体" w:hAnsi="宋体"/>
-        </w:rPr>
-        <w:t>服务层先检查</w:t>
-      </w:r>
-      <w:proofErr w:type="gramEnd"/>
-      <w:r>
-        <w:rPr>
-          <w:rFonts w:ascii="宋体" w:hAnsi="宋体"/>
-        </w:rPr>
-        <w:t xml:space="preserve">课程存在，再检查题目 ID、分值、排序、重复题目和题目课程归属，校验通过后写入 paper 和 </w:t>
-      </w:r>
-      <w:proofErr w:type="spellStart"/>
-      <w:r>
-        <w:rPr>
-          <w:rFonts w:ascii="宋体" w:hAnsi="宋体"/>
-        </w:rPr>
-        <w:t>paper_question</w:t>
-      </w:r>
-      <w:proofErr w:type="spellEnd"/>
-      <w:r>
-        <w:rPr>
-          <w:rFonts w:ascii="宋体" w:hAnsi="宋体"/>
-        </w:rPr>
-        <w:t xml:space="preserve"> 表，并重新计算试卷总分。</w:t>
-      </w:r>
-      <w:proofErr w:type="gramStart"/>
-      <w:r>
-        <w:rPr>
-          <w:rFonts w:ascii="宋体" w:hAnsi="宋体"/>
-        </w:rPr>
-        <w:t>自动组卷时</w:t>
-      </w:r>
-      <w:proofErr w:type="gramEnd"/>
-      <w:r>
-        <w:rPr>
-          <w:rFonts w:ascii="宋体" w:hAnsi="宋体"/>
-        </w:rPr>
-        <w:t>，系统按照题型、难度、数量和单题分值规则，从指定课程题库中随机抽题，若题量不足则返回业务错误。</w:t>
-      </w:r>
-    </w:p>
-    <w:p/>
+    </w:p>
     <w:p>
       <w:pPr>
         <w:jc w:val="center"/>
@@ -24653,7 +24841,6 @@
                 <w:rFonts w:ascii="宋体" w:hAnsi="宋体"/>
                 <w:sz w:val="21"/>
               </w:rPr>
-              <w:lastRenderedPageBreak/>
               <w:t>题目</w:t>
             </w:r>
           </w:p>
@@ -24874,6 +25061,7 @@
                 <w:rFonts w:ascii="宋体" w:hAnsi="宋体"/>
                 <w:sz w:val="21"/>
               </w:rPr>
+              <w:lastRenderedPageBreak/>
               <w:t>自动组卷题量</w:t>
             </w:r>
             <w:proofErr w:type="gramEnd"/>
@@ -24933,7 +25121,6 @@
         </w:tc>
       </w:tr>
     </w:tbl>
-    <w:p/>
     <w:p>
       <w:pPr>
         <w:rPr>
@@ -25014,17 +25201,100 @@
       <w:pPr>
         <w:ind w:firstLine="420"/>
         <w:rPr>
+          <w:rFonts w:ascii="宋体" w:hAnsi="宋体"/>
+        </w:rPr>
+      </w:pPr>
+      <w:r>
+        <w:rPr>
+          <w:rFonts w:ascii="宋体" w:hAnsi="宋体"/>
+        </w:rPr>
+        <w:t>答题截止时间由“当前时间 + 考试时长”和考试全局结束时间共同决定，系统取两者中较早的时间作为学生本次答题截止时间。开始考试成功后，后端返回考试 ID、考试名称、是否恢复考试、考试时长、考试起止时间、学生截止时间、草稿更新时间、监考策略和试题列表。</w:t>
+      </w:r>
+    </w:p>
+    <w:p>
+      <w:pPr>
+        <w:rPr>
           <w:rFonts w:ascii="宋体" w:hAnsi="宋体" w:hint="eastAsia"/>
         </w:rPr>
       </w:pPr>
-      <w:r>
-        <w:rPr>
-          <w:rFonts w:ascii="宋体" w:hAnsi="宋体"/>
-        </w:rPr>
-        <w:t>答题截止时间由“当前时间 + 考试时长”和考试全局结束时间共同决定，系统取两者中较早的时间作为学生本次答题截止时间。开始考试成功后，后端返回考试 ID、考试名称、是否恢复考试、考试时长、考试起止时间、学生截止时间、草稿更新时间、监考策略和试题列表。</w:t>
-      </w:r>
-    </w:p>
-    <w:p/>
+    </w:p>
+    <w:p>
+      <w:pPr>
+        <w:spacing w:line="240" w:lineRule="atLeast"/>
+      </w:pPr>
+      <w:r>
+        <w:drawing>
+          <wp:inline distT="0" distB="0" distL="0" distR="0" wp14:anchorId="63E7EDF9" wp14:editId="1675976B">
+            <wp:extent cx="5399405" cy="2665730"/>
+            <wp:effectExtent l="0" t="0" r="0" b="1270"/>
+            <wp:docPr id="1389637297" name="图片 1"/>
+            <wp:cNvGraphicFramePr>
+              <a:graphicFrameLocks xmlns:a="http://schemas.openxmlformats.org/drawingml/2006/main" noChangeAspect="1"/>
+            </wp:cNvGraphicFramePr>
+            <a:graphic xmlns:a="http://schemas.openxmlformats.org/drawingml/2006/main">
+              <a:graphicData uri="http://schemas.openxmlformats.org/drawingml/2006/picture">
+                <pic:pic xmlns:pic="http://schemas.openxmlformats.org/drawingml/2006/picture">
+                  <pic:nvPicPr>
+                    <pic:cNvPr id="1389637297" name=""/>
+                    <pic:cNvPicPr/>
+                  </pic:nvPicPr>
+                  <pic:blipFill>
+                    <a:blip r:embed="rId41"/>
+                    <a:stretch>
+                      <a:fillRect/>
+                    </a:stretch>
+                  </pic:blipFill>
+                  <pic:spPr>
+                    <a:xfrm>
+                      <a:off x="0" y="0"/>
+                      <a:ext cx="5399405" cy="2665730"/>
+                    </a:xfrm>
+                    <a:prstGeom prst="rect">
+                      <a:avLst/>
+                    </a:prstGeom>
+                  </pic:spPr>
+                </pic:pic>
+              </a:graphicData>
+            </a:graphic>
+          </wp:inline>
+        </w:drawing>
+      </w:r>
+    </w:p>
+    <w:p>
+      <w:pPr>
+        <w:spacing w:line="240" w:lineRule="atLeast"/>
+        <w:jc w:val="center"/>
+        <w:rPr>
+          <w:rFonts w:hint="eastAsia"/>
+          <w:sz w:val="21"/>
+          <w:szCs w:val="21"/>
+        </w:rPr>
+      </w:pPr>
+      <w:r>
+        <w:rPr>
+          <w:rFonts w:hint="eastAsia"/>
+          <w:sz w:val="21"/>
+          <w:szCs w:val="21"/>
+        </w:rPr>
+        <w:t>图</w:t>
+      </w:r>
+      <w:r>
+        <w:rPr>
+          <w:rFonts w:hint="eastAsia"/>
+          <w:sz w:val="21"/>
+          <w:szCs w:val="21"/>
+        </w:rPr>
+        <w:t xml:space="preserve">5.4 </w:t>
+      </w:r>
+      <w:r>
+        <w:rPr>
+          <w:rFonts w:hint="eastAsia"/>
+          <w:sz w:val="21"/>
+          <w:szCs w:val="21"/>
+        </w:rPr>
+        <w:t>学生考试列表界面</w:t>
+      </w:r>
+    </w:p>
     <w:p>
       <w:pPr>
         <w:jc w:val="center"/>
@@ -25238,7 +25508,15 @@
                 <w:rFonts w:ascii="宋体" w:hAnsi="宋体"/>
                 <w:sz w:val="21"/>
               </w:rPr>
-              <w:t>考试发布后可被学生端查询，但仍需满足时间窗口才能开始。</w:t>
+              <w:t>考试发布后可被学生端查询，但仍需满足时间窗口才</w:t>
+            </w:r>
+            <w:r>
+              <w:rPr>
+                <w:rFonts w:ascii="宋体" w:hAnsi="宋体"/>
+                <w:sz w:val="21"/>
+              </w:rPr>
+              <w:lastRenderedPageBreak/>
+              <w:t>能开始。</w:t>
             </w:r>
           </w:p>
         </w:tc>
@@ -25258,6 +25536,7 @@
                 <w:rFonts w:ascii="宋体" w:hAnsi="宋体"/>
                 <w:sz w:val="21"/>
               </w:rPr>
+              <w:lastRenderedPageBreak/>
               <w:t>学生开始</w:t>
             </w:r>
           </w:p>
@@ -25304,15 +25583,7 @@
                 <w:rFonts w:ascii="宋体" w:hAnsi="宋体"/>
                 <w:sz w:val="21"/>
               </w:rPr>
-              <w:t xml:space="preserve"> 并记录</w:t>
-            </w:r>
-            <w:r>
-              <w:rPr>
-                <w:rFonts w:ascii="宋体" w:hAnsi="宋体"/>
-                <w:sz w:val="21"/>
-              </w:rPr>
-              <w:lastRenderedPageBreak/>
-              <w:t>截止时间。</w:t>
+              <w:t xml:space="preserve"> 并记录截止时间。</w:t>
             </w:r>
           </w:p>
         </w:tc>
@@ -25332,7 +25603,6 @@
                 <w:rFonts w:ascii="宋体" w:hAnsi="宋体"/>
                 <w:sz w:val="21"/>
               </w:rPr>
-              <w:lastRenderedPageBreak/>
               <w:t>答题中</w:t>
             </w:r>
           </w:p>
@@ -25535,7 +25805,140 @@
     </w:p>
     <w:p>
       <w:pPr>
+        <w:rPr>
+          <w:rFonts w:hint="eastAsia"/>
+        </w:rPr>
+      </w:pPr>
+    </w:p>
+    <w:p>
+      <w:pPr>
+        <w:spacing w:line="240" w:lineRule="atLeast"/>
+        <w:jc w:val="center"/>
+        <w:rPr>
+          <w:rFonts w:hint="eastAsia"/>
+          <w:sz w:val="21"/>
+          <w:szCs w:val="21"/>
+        </w:rPr>
+      </w:pPr>
+      <w:r>
+        <w:rPr>
+          <w:rFonts w:hint="eastAsia"/>
+          <w:sz w:val="21"/>
+          <w:szCs w:val="21"/>
+        </w:rPr>
+        <w:t>图</w:t>
+      </w:r>
+      <w:r>
+        <w:rPr>
+          <w:sz w:val="21"/>
+          <w:szCs w:val="21"/>
+        </w:rPr>
+        <w:drawing>
+          <wp:anchor distT="0" distB="0" distL="114300" distR="114300" simplePos="0" relativeHeight="251661312" behindDoc="0" locked="0" layoutInCell="1" allowOverlap="1" wp14:anchorId="3421109C" wp14:editId="7386F767">
+            <wp:simplePos x="0" y="0"/>
+            <wp:positionH relativeFrom="column">
+              <wp:posOffset>-2043</wp:posOffset>
+            </wp:positionH>
+            <wp:positionV relativeFrom="paragraph">
+              <wp:posOffset>1251</wp:posOffset>
+            </wp:positionV>
+            <wp:extent cx="5399405" cy="3034030"/>
+            <wp:effectExtent l="0" t="0" r="0" b="0"/>
+            <wp:wrapTopAndBottom/>
+            <wp:docPr id="911027120" name="图片 1"/>
+            <wp:cNvGraphicFramePr>
+              <a:graphicFrameLocks xmlns:a="http://schemas.openxmlformats.org/drawingml/2006/main" noChangeAspect="1"/>
+            </wp:cNvGraphicFramePr>
+            <a:graphic xmlns:a="http://schemas.openxmlformats.org/drawingml/2006/main">
+              <a:graphicData uri="http://schemas.openxmlformats.org/drawingml/2006/picture">
+                <pic:pic xmlns:pic="http://schemas.openxmlformats.org/drawingml/2006/picture">
+                  <pic:nvPicPr>
+                    <pic:cNvPr id="911027120" name=""/>
+                    <pic:cNvPicPr/>
+                  </pic:nvPicPr>
+                  <pic:blipFill>
+                    <a:blip r:embed="rId42" cstate="print">
+                      <a:extLst>
+                        <a:ext uri="{28A0092B-C50C-407E-A947-70E740481C1C}">
+                          <a14:useLocalDpi xmlns:a14="http://schemas.microsoft.com/office/drawing/2010/main" val="0"/>
+                        </a:ext>
+                      </a:extLst>
+                    </a:blip>
+                    <a:stretch>
+                      <a:fillRect/>
+                    </a:stretch>
+                  </pic:blipFill>
+                  <pic:spPr>
+                    <a:xfrm>
+                      <a:off x="0" y="0"/>
+                      <a:ext cx="5399405" cy="3034030"/>
+                    </a:xfrm>
+                    <a:prstGeom prst="rect">
+                      <a:avLst/>
+                    </a:prstGeom>
+                  </pic:spPr>
+                </pic:pic>
+              </a:graphicData>
+            </a:graphic>
+          </wp:anchor>
+        </w:drawing>
+      </w:r>
+      <w:r>
+        <w:rPr>
+          <w:rFonts w:hint="eastAsia"/>
+          <w:sz w:val="21"/>
+          <w:szCs w:val="21"/>
+        </w:rPr>
+        <w:t>5.</w:t>
+      </w:r>
+      <w:r>
+        <w:rPr>
+          <w:rFonts w:hint="eastAsia"/>
+          <w:sz w:val="21"/>
+          <w:szCs w:val="21"/>
+        </w:rPr>
+        <w:t>5</w:t>
+      </w:r>
+      <w:r>
+        <w:rPr>
+          <w:rFonts w:hint="eastAsia"/>
+          <w:sz w:val="21"/>
+          <w:szCs w:val="21"/>
+        </w:rPr>
+        <w:t xml:space="preserve"> </w:t>
+      </w:r>
+      <w:r>
+        <w:rPr>
+          <w:rFonts w:hint="eastAsia"/>
+          <w:sz w:val="21"/>
+          <w:szCs w:val="21"/>
+        </w:rPr>
+        <w:t>学生</w:t>
+      </w:r>
+      <w:r>
+        <w:rPr>
+          <w:rFonts w:hint="eastAsia"/>
+          <w:sz w:val="21"/>
+          <w:szCs w:val="21"/>
+        </w:rPr>
+        <w:t>在线</w:t>
+      </w:r>
+      <w:r>
+        <w:rPr>
+          <w:rFonts w:hint="eastAsia"/>
+          <w:sz w:val="21"/>
+          <w:szCs w:val="21"/>
+        </w:rPr>
+        <w:t>答题界面</w:t>
+      </w:r>
+    </w:p>
+    <w:p/>
+    <w:p>
+      <w:pPr>
         <w:ind w:firstLine="420"/>
+        <w:rPr>
+          <w:rFonts w:ascii="宋体" w:hAnsi="宋体" w:hint="eastAsia"/>
+        </w:rPr>
       </w:pPr>
       <w:r>
         <w:rPr>
@@ -25555,7 +25958,14 @@
         <w:rPr>
           <w:rFonts w:ascii="宋体" w:hAnsi="宋体"/>
         </w:rPr>
-        <w:t>。恢复时，服务先读取数据库中已落库的草稿答案，再读取 Redis 中最近快照，并以后者覆盖前者形成最终草稿；</w:t>
+        <w:t>。恢复时，服务先读取数据库中已落</w:t>
+      </w:r>
+      <w:r>
+        <w:rPr>
+          <w:rFonts w:ascii="宋体" w:hAnsi="宋体"/>
+        </w:rPr>
+        <w:lastRenderedPageBreak/>
+        <w:t>库的草稿答案，再读取 Redis 中最近快照，并以后者覆盖前者形成最终草稿；</w:t>
       </w:r>
       <w:proofErr w:type="gramStart"/>
       <w:r>
@@ -25703,7 +26113,6 @@
       <w:bookmarkStart w:id="131" w:name="_Toc4304"/>
       <w:bookmarkStart w:id="132" w:name="_Toc229063634"/>
       <w:r>
-        <w:lastRenderedPageBreak/>
         <w:t>5.5 在线监考与证据模块实现</w:t>
       </w:r>
       <w:bookmarkEnd w:id="131"/>
@@ -26051,6 +26460,7 @@
                 <w:rFonts w:ascii="宋体" w:hAnsi="宋体"/>
                 <w:sz w:val="21"/>
               </w:rPr>
+              <w:lastRenderedPageBreak/>
               <w:t>COPY_ATTEMPT / PASTE_ATTEMPT</w:t>
             </w:r>
           </w:p>
@@ -26265,6 +26675,89 @@
     <w:p/>
     <w:p>
       <w:pPr>
+        <w:spacing w:line="240" w:lineRule="atLeast"/>
+      </w:pPr>
+      <w:r>
+        <w:drawing>
+          <wp:inline distT="0" distB="0" distL="0" distR="0" wp14:anchorId="37D9A2D0" wp14:editId="3831D08A">
+            <wp:extent cx="5399405" cy="2705100"/>
+            <wp:effectExtent l="0" t="0" r="0" b="0"/>
+            <wp:docPr id="366479203" name="图片 1"/>
+            <wp:cNvGraphicFramePr>
+              <a:graphicFrameLocks xmlns:a="http://schemas.openxmlformats.org/drawingml/2006/main" noChangeAspect="1"/>
+            </wp:cNvGraphicFramePr>
+            <a:graphic xmlns:a="http://schemas.openxmlformats.org/drawingml/2006/main">
+              <a:graphicData uri="http://schemas.openxmlformats.org/drawingml/2006/picture">
+                <pic:pic xmlns:pic="http://schemas.openxmlformats.org/drawingml/2006/picture">
+                  <pic:nvPicPr>
+                    <pic:cNvPr id="366479203" name=""/>
+                    <pic:cNvPicPr/>
+                  </pic:nvPicPr>
+                  <pic:blipFill>
+                    <a:blip r:embed="rId43"/>
+                    <a:stretch>
+                      <a:fillRect/>
+                    </a:stretch>
+                  </pic:blipFill>
+                  <pic:spPr>
+                    <a:xfrm>
+                      <a:off x="0" y="0"/>
+                      <a:ext cx="5399405" cy="2705100"/>
+                    </a:xfrm>
+                    <a:prstGeom prst="rect">
+                      <a:avLst/>
+                    </a:prstGeom>
+                  </pic:spPr>
+                </pic:pic>
+              </a:graphicData>
+            </a:graphic>
+          </wp:inline>
+        </w:drawing>
+      </w:r>
+    </w:p>
+    <w:p>
+      <w:pPr>
+        <w:jc w:val="center"/>
+        <w:rPr>
+          <w:rFonts w:hint="eastAsia"/>
+          <w:sz w:val="21"/>
+          <w:szCs w:val="21"/>
+        </w:rPr>
+      </w:pPr>
+      <w:r>
+        <w:rPr>
+          <w:rFonts w:hint="eastAsia"/>
+          <w:sz w:val="21"/>
+          <w:szCs w:val="21"/>
+        </w:rPr>
+        <w:t>图</w:t>
+      </w:r>
+      <w:r>
+        <w:rPr>
+          <w:rFonts w:hint="eastAsia"/>
+          <w:sz w:val="21"/>
+          <w:szCs w:val="21"/>
+        </w:rPr>
+        <w:t xml:space="preserve">5.6 </w:t>
+      </w:r>
+      <w:r>
+        <w:rPr>
+          <w:rFonts w:hint="eastAsia"/>
+          <w:sz w:val="21"/>
+          <w:szCs w:val="21"/>
+        </w:rPr>
+        <w:t>在线监考界面</w:t>
+      </w:r>
+    </w:p>
+    <w:p>
+      <w:pPr>
+        <w:rPr>
+          <w:rFonts w:hint="eastAsia"/>
+        </w:rPr>
+      </w:pPr>
+    </w:p>
+    <w:p>
+      <w:pPr>
         <w:pStyle w:val="3"/>
         <w:rPr>
           <w:rFonts w:hint="eastAsia"/>
@@ -26353,14 +26846,7 @@
         <w:rPr>
           <w:rFonts w:ascii="宋体" w:hAnsi="宋体"/>
         </w:rPr>
-        <w:t>异常处置由教师或管理员完成。处置前，系统校验处理人是否有权管理该考试，并确认学生属于考试目标教学班。处置状态包括待复核、确认异常、误报和</w:t>
-      </w:r>
-      <w:r>
-        <w:rPr>
-          <w:rFonts w:ascii="宋体" w:hAnsi="宋体"/>
-        </w:rPr>
-        <w:lastRenderedPageBreak/>
-        <w:t>关闭，处置记录保存处理人、处理时间和备注。通过将事件记录与人工处置分离，系统既保留自动采集证据，又避免直接以自动事件判定学生成绩。</w:t>
+        <w:t>异常处置由教师或管理员完成。处置前，系统校验处理人是否有权管理该考试，并确认学生属于考试目标教学班。处置状态包括待复核、确认异常、误报和关闭，处置记录保存处理人、处理时间和备注。通过将事件记录与人工处置分离，系统既保留自动采集证据，又避免直接以自动事件判定学生成绩。</w:t>
       </w:r>
     </w:p>
     <w:p>
@@ -26373,6 +26859,7 @@
       <w:bookmarkStart w:id="137" w:name="_Toc29431"/>
       <w:bookmarkStart w:id="138" w:name="_Toc229063637"/>
       <w:r>
+        <w:lastRenderedPageBreak/>
         <w:t>5.6 阅卷评分与统计分析模块实现</w:t>
       </w:r>
       <w:bookmarkEnd w:id="137"/>
@@ -26673,14 +27160,14 @@
         <w:rPr>
           <w:rFonts w:ascii="宋体" w:hAnsi="宋体"/>
         </w:rPr>
-        <w:t xml:space="preserve"> 实现。控制器或服务方法使用 </w:t>
+        <w:t xml:space="preserve"> 实现。控制器或服务方法使用 @AuditOperation 标注动作类型、目标类型、目标 ID 表达式和详情表达式。AOP 环绕通知在业务方法执行前后捕获请求上下文、当前用户、角色、请求方法、路</w:t>
       </w:r>
       <w:r>
         <w:rPr>
           <w:rFonts w:ascii="宋体" w:hAnsi="宋体"/>
         </w:rPr>
         <w:lastRenderedPageBreak/>
-        <w:t xml:space="preserve">@AuditOperation 标注动作类型、目标类型、目标 ID 表达式和详情表达式。AOP 环绕通知在业务方法执行前后捕获请求上下文、当前用户、角色、请求方法、路径、IP、目标对象和执行结果；若方法抛出异常，则记录失败状态和错误信息。目标 ID 和详情支持 </w:t>
+        <w:t xml:space="preserve">径、IP、目标对象和执行结果；若方法抛出异常，则记录失败状态和错误信息。目标 ID 和详情支持 </w:t>
       </w:r>
       <w:proofErr w:type="spellStart"/>
       <w:r>
@@ -27025,15 +27512,7 @@
                 <w:rFonts w:ascii="宋体" w:hAnsi="宋体"/>
                 <w:sz w:val="21"/>
               </w:rPr>
-              <w:t>加载考试信息、题目、截</w:t>
-            </w:r>
-            <w:r>
-              <w:rPr>
-                <w:rFonts w:ascii="宋体" w:hAnsi="宋体"/>
-                <w:sz w:val="21"/>
-              </w:rPr>
-              <w:lastRenderedPageBreak/>
-              <w:t>止时间和监考策略。</w:t>
+              <w:t>加载考试信息、题目、截止时间和监考策略。</w:t>
             </w:r>
           </w:p>
         </w:tc>
@@ -27051,7 +27530,6 @@
                 <w:rFonts w:ascii="宋体" w:hAnsi="宋体"/>
                 <w:sz w:val="21"/>
               </w:rPr>
-              <w:lastRenderedPageBreak/>
               <w:t>/</w:t>
             </w:r>
             <w:proofErr w:type="spellStart"/>
@@ -27119,7 +27597,15 @@
                 <w:rFonts w:ascii="宋体" w:hAnsi="宋体"/>
                 <w:sz w:val="21"/>
               </w:rPr>
-              <w:t>定时收集答案并提交快照。</w:t>
+              <w:t>定时收集答案并提交快</w:t>
+            </w:r>
+            <w:r>
+              <w:rPr>
+                <w:rFonts w:ascii="宋体" w:hAnsi="宋体"/>
+                <w:sz w:val="21"/>
+              </w:rPr>
+              <w:lastRenderedPageBreak/>
+              <w:t>照。</w:t>
             </w:r>
           </w:p>
         </w:tc>
@@ -27134,6 +27620,7 @@
                 <w:rFonts w:ascii="宋体" w:hAnsi="宋体"/>
                 <w:sz w:val="21"/>
               </w:rPr>
+              <w:lastRenderedPageBreak/>
               <w:t>/</w:t>
             </w:r>
             <w:proofErr w:type="spellStart"/>
@@ -27688,28 +28175,28 @@
         <w:rPr>
           <w:sz w:val="21"/>
         </w:rPr>
-        <w:t>测试原则包括以下几个方面：第一，以需求为依据，确保每个核心功能需求至少对应一个测试用例；第二，以角色为边界，分别验证管理员、教师和学生在登录、访问、操作和数据隔离方面的正确性；第三，以考试生命周期为主线，重点验证从考试发布、开始考试、保存快照、主动交卷、自动判分、主观题阅卷到成绩统计的闭环流程；第四，以异常场景为补</w:t>
+        <w:t>测试原则包括以下几个方面：第一，以需求为依据，确保每个核心功能需求至少对应一个测试用例；第二，以角色为边界，分别验证管理员、教师和学生在登录、访问、操作和数据隔离方面的正确性；第三，以考试生命周期为主线，重点验证从考试发布、开始考试、保存快照、主动交卷、自动判分、主观题阅卷到成绩统计的闭环流程；第四，以异常场景为补充，重点覆盖无权限访问、考试未开始、考试已结束、重复交卷、题量不足、评分越界、证据文件</w:t>
+      </w:r>
+      <w:proofErr w:type="gramStart"/>
+      <w:r>
+        <w:rPr>
+          <w:sz w:val="21"/>
+        </w:rPr>
+        <w:t>非法等</w:t>
+      </w:r>
+      <w:proofErr w:type="gramEnd"/>
+      <w:r>
+        <w:rPr>
+          <w:sz w:val="21"/>
+        </w:rPr>
+        <w:t>边界情况；第五，以非功能需求为约束，验证系统在安全性、可靠性、易用性</w:t>
       </w:r>
       <w:r>
         <w:rPr>
           <w:sz w:val="21"/>
         </w:rPr>
         <w:lastRenderedPageBreak/>
-        <w:t>充，重点覆盖无权限访问、考试未开始、考试已结束、重复交卷、题量不足、评分越界、证据文件</w:t>
-      </w:r>
-      <w:proofErr w:type="gramStart"/>
-      <w:r>
-        <w:rPr>
-          <w:sz w:val="21"/>
-        </w:rPr>
-        <w:t>非法等</w:t>
-      </w:r>
-      <w:proofErr w:type="gramEnd"/>
-      <w:r>
-        <w:rPr>
-          <w:sz w:val="21"/>
-        </w:rPr>
-        <w:t>边界情况；第五，以非功能需求为约束，验证系统在安全性、可靠性、易用性和性能方面的基本表现。</w:t>
+        <w:t>和性能方面的基本表现。</w:t>
       </w:r>
     </w:p>
     <w:p>
@@ -28905,14 +29392,7 @@
               <w:rPr>
                 <w:sz w:val="21"/>
               </w:rPr>
-              <w:t>答案判定、分值校验、状态计算、异常</w:t>
-            </w:r>
-            <w:r>
-              <w:rPr>
-                <w:sz w:val="21"/>
-              </w:rPr>
-              <w:lastRenderedPageBreak/>
-              <w:t>分支</w:t>
+              <w:t>答案判定、分值校验、状态计算、异常分支</w:t>
             </w:r>
           </w:p>
         </w:tc>
@@ -28933,7 +29413,6 @@
               <w:rPr>
                 <w:sz w:val="21"/>
               </w:rPr>
-              <w:lastRenderedPageBreak/>
               <w:t>核心业务规则计算正确。</w:t>
             </w:r>
           </w:p>
@@ -28993,7 +29472,14 @@
               <w:rPr>
                 <w:sz w:val="21"/>
               </w:rPr>
-              <w:t>请求参数、认证令牌、角色权限、响应结构</w:t>
+              <w:t>请求参数、认证令</w:t>
+            </w:r>
+            <w:r>
+              <w:rPr>
+                <w:sz w:val="21"/>
+              </w:rPr>
+              <w:lastRenderedPageBreak/>
+              <w:t>牌、角色权限、响应结构</w:t>
             </w:r>
           </w:p>
         </w:tc>
@@ -29011,7 +29497,15 @@
               <w:rPr>
                 <w:sz w:val="21"/>
               </w:rPr>
-              <w:t>接口返回符合统一响应规范。</w:t>
+              <w:lastRenderedPageBreak/>
+              <w:t>接口返回符合统一响</w:t>
+            </w:r>
+            <w:r>
+              <w:rPr>
+                <w:sz w:val="21"/>
+              </w:rPr>
+              <w:lastRenderedPageBreak/>
+              <w:t>应规范。</w:t>
             </w:r>
           </w:p>
         </w:tc>
@@ -29034,6 +29528,7 @@
               <w:rPr>
                 <w:sz w:val="21"/>
               </w:rPr>
+              <w:lastRenderedPageBreak/>
               <w:t>功能测试</w:t>
             </w:r>
           </w:p>
@@ -29918,14 +30413,7 @@
               <w:rPr>
                 <w:sz w:val="21"/>
               </w:rPr>
-              <w:t>刷新成功，重新签发访问令牌并维持用户登录</w:t>
-            </w:r>
-            <w:r>
-              <w:rPr>
-                <w:sz w:val="21"/>
-              </w:rPr>
-              <w:lastRenderedPageBreak/>
-              <w:t>态。</w:t>
+              <w:t>刷新成功，重新签发访问令牌并维持用户登录态。</w:t>
             </w:r>
           </w:p>
         </w:tc>
@@ -29943,7 +30431,6 @@
               <w:rPr>
                 <w:sz w:val="21"/>
               </w:rPr>
-              <w:lastRenderedPageBreak/>
               <w:t>通过</w:t>
             </w:r>
           </w:p>
@@ -30003,7 +30490,14 @@
               <w:rPr>
                 <w:sz w:val="21"/>
               </w:rPr>
-              <w:t>登录后执行退出操作，再访问受保护接口。</w:t>
+              <w:t>登录后执行退出</w:t>
+            </w:r>
+            <w:r>
+              <w:rPr>
+                <w:sz w:val="21"/>
+              </w:rPr>
+              <w:lastRenderedPageBreak/>
+              <w:t>操作，再访问受保护接口。</w:t>
             </w:r>
           </w:p>
         </w:tc>
@@ -30021,7 +30515,15 @@
               <w:rPr>
                 <w:sz w:val="21"/>
               </w:rPr>
-              <w:t>刷新会话被撤销，后续受保护接口要求重新登录。</w:t>
+              <w:lastRenderedPageBreak/>
+              <w:t>刷新会话被撤</w:t>
+            </w:r>
+            <w:r>
+              <w:rPr>
+                <w:sz w:val="21"/>
+              </w:rPr>
+              <w:lastRenderedPageBreak/>
+              <w:t>销，后续受保护接口要求重新登录。</w:t>
             </w:r>
           </w:p>
         </w:tc>
@@ -30039,6 +30541,7 @@
               <w:rPr>
                 <w:sz w:val="21"/>
               </w:rPr>
+              <w:lastRenderedPageBreak/>
               <w:t>通过</w:t>
             </w:r>
           </w:p>
@@ -34888,7 +35391,7 @@
           <w:sz w:val="21"/>
         </w:rPr>
         <w:sectPr>
-          <w:headerReference w:type="default" r:id="rId39"/>
+          <w:headerReference w:type="default" r:id="rId44"/>
           <w:type w:val="continuous"/>
           <w:pgSz w:w="11906" w:h="16838"/>
           <w:pgMar w:top="1701" w:right="1418" w:bottom="1418" w:left="1418" w:header="907" w:footer="850" w:gutter="567"/>
@@ -37693,10 +38196,10 @@
       </w:r>
     </w:p>
     <w:sectPr>
-      <w:headerReference w:type="even" r:id="rId40"/>
-      <w:headerReference w:type="default" r:id="rId41"/>
-      <w:footerReference w:type="default" r:id="rId42"/>
-      <w:headerReference w:type="first" r:id="rId43"/>
+      <w:headerReference w:type="even" r:id="rId45"/>
+      <w:headerReference w:type="default" r:id="rId46"/>
+      <w:footerReference w:type="default" r:id="rId47"/>
+      <w:headerReference w:type="first" r:id="rId48"/>
       <w:pgSz w:w="11906" w:h="16838"/>
       <w:pgMar w:top="1701" w:right="1418" w:bottom="1418" w:left="1418" w:header="907" w:footer="850" w:gutter="567"/>
       <w:cols w:space="720"/>
@@ -40317,10 +40820,6 @@
 </file>
 
 <file path=customXml/item1.xml><?xml version="1.0" encoding="utf-8"?>
-<b:Sources xmlns:b="http://schemas.openxmlformats.org/officeDocument/2006/bibliography" xmlns="http://schemas.openxmlformats.org/officeDocument/2006/bibliography" SelectedStyle="\APASixthEditionOfficeOnline.xsl" StyleName="APA" Version="6"/>
-</file>
-
-<file path=customXml/item2.xml><?xml version="1.0" encoding="utf-8"?>
 <s:customData xmlns="http://www.wps.cn/officeDocument/2013/wpsCustomData" xmlns:s="http://www.wps.cn/officeDocument/2013/wpsCustomData">
   <customSectProps>
     <customSectPr/>
@@ -40341,18 +40840,22 @@
 </s:customData>
 </file>
 
+<file path=customXml/item2.xml><?xml version="1.0" encoding="utf-8"?>
+<b:Sources xmlns:b="http://schemas.openxmlformats.org/officeDocument/2006/bibliography" xmlns="http://schemas.openxmlformats.org/officeDocument/2006/bibliography" SelectedStyle="\APASixthEditionOfficeOnline.xsl" StyleName="APA" Version="6"/>
+</file>
+
 <file path=customXml/itemProps1.xml><?xml version="1.0" encoding="utf-8"?>
+<ds:datastoreItem xmlns:ds="http://schemas.openxmlformats.org/officeDocument/2006/customXml" ds:itemID="{B1977F7D-205B-4081-913C-38D41E755F92}">
+  <ds:schemaRefs>
+    <ds:schemaRef ds:uri="http://www.wps.cn/officeDocument/2013/wpsCustomData"/>
+  </ds:schemaRefs>
+</ds:datastoreItem>
+</file>
+
+<file path=customXml/itemProps2.xml><?xml version="1.0" encoding="utf-8"?>
 <ds:datastoreItem xmlns:ds="http://schemas.openxmlformats.org/officeDocument/2006/customXml" ds:itemID="{8A173CDD-FE13-4AED-B7F6-6386FAAE4049}">
   <ds:schemaRefs>
     <ds:schemaRef ds:uri="http://schemas.openxmlformats.org/officeDocument/2006/bibliography"/>
   </ds:schemaRefs>
 </ds:datastoreItem>
-</file>
-
-<file path=customXml/itemProps2.xml><?xml version="1.0" encoding="utf-8"?>
-<ds:datastoreItem xmlns:ds="http://schemas.openxmlformats.org/officeDocument/2006/customXml" ds:itemID="{B1977F7D-205B-4081-913C-38D41E755F92}">
-  <ds:schemaRefs>
-    <ds:schemaRef ds:uri="http://www.wps.cn/officeDocument/2013/wpsCustomData"/>
-  </ds:schemaRefs>
-</ds:datastoreItem>
 </file>